--- a/en/wisdom-stories/friendship-of-horses.docx
+++ b/en/wisdom-stories/friendship-of-horses.docx
@@ -4,134 +4,69 @@
   <w:body>
     <w:p>
       <w:pPr>
-        <w:spacing w:before="0" w:after="60"/>
-        <w:jc w:val="left"/>
+        <w:pStyle w:val="Title"/>
       </w:pPr>
       <w:r>
-        <w:rPr>
-          <w:rFonts w:ascii="Arial" w:hAnsi="Arial" w:eastAsia="Arial"/>
-          <w:i w:val="0"/>
-          <w:color w:val="000000"/>
-          <w:sz w:val="52"/>
-        </w:rPr>
         <w:t>The Friendship of Horses</w:t>
       </w:r>
     </w:p>
     <w:p>
-      <w:pPr>
-        <w:jc w:val="left"/>
-      </w:pPr>
+      <w:pPr/>
       <w:r>
-        <w:rPr>
-          <w:rFonts w:ascii="Arial" w:hAnsi="Arial" w:eastAsia="Arial"/>
-          <w:i w:val="0"/>
-          <w:color w:val="000000"/>
-          <w:sz w:val="22"/>
-        </w:rPr>
-        <w:t>There are two horses on a farm near my house. From a distance, they look nothing like the others. But when you get closer, you see something very interesting: one of the horses is blind. The owner has built a safe and comfortable stable for him. This alone is quite an amazing step.</w:t>
+        <w:t>Two horses live on a farm near my house. From a distance, they look quite ordinary. Up close, you notice something unusual: one is blind. Its owner has provided a safe, comfortable stable and continues to care for it.</w:t>
+      </w:r>
+    </w:p>
+    <w:p>
+      <w:pPr/>
+      <w:r>
+        <w:t>As you approach, you hear a bell attached to the smaller horse’s bridle. The blind horse follows the sound.</w:t>
+      </w:r>
+    </w:p>
+    <w:p>
+      <w:pPr/>
+      <w:r>
+        <w:t>Watch closely, and you will see that the horse with the bell keeps checking on its companion, while the blind horse listens and follows at its own pace.</w:t>
       </w:r>
     </w:p>
     <w:p>
       <w:pPr>
-        <w:jc w:val="left"/>
+        <w:keepNext/>
       </w:pPr>
       <w:r>
-        <w:rPr>
-          <w:rFonts w:ascii="Arial" w:hAnsi="Arial" w:eastAsia="Arial"/>
-          <w:i w:val="0"/>
-          <w:color w:val="000000"/>
-          <w:sz w:val="22"/>
-        </w:rPr>
-        <w:t>As you approach the horses, you will hear a bell. This sound comes from the other small, healthy horse, which has a bell on its bridle, and the blind horse can hear where that horse is and follow it.</w:t>
+        <w:t>Each evening on the way back to the stable, the smaller horse stops and looks around, making sure its friend is close enough to hear the bell.</w:t>
       </w:r>
     </w:p>
     <w:p>
       <w:pPr>
-        <w:jc w:val="left"/>
+        <w:keepNext/>
+        <w:keepLines/>
+        <w:spacing w:before="160"/>
       </w:pPr>
       <w:r>
         <w:rPr>
-          <w:rFonts w:ascii="Arial" w:hAnsi="Arial" w:eastAsia="Arial"/>
-          <w:i w:val="0"/>
-          <w:color w:val="000000"/>
-          <w:sz w:val="22"/>
+          <w:b/>
         </w:rPr>
-        <w:t>If you watch these two friends carefully, you will see that the horse with the bell always checks where the blind horse is; the blind horse, in turn, listens to the sound of the bell and slowly follows the healthy horse.</w:t>
+        <w:t>Moral:</w:t>
+      </w:r>
+      <w:r>
+        <w:t xml:space="preserve"> The Lord does not abandon us in difficult times. Help often reaches us through other people, and sometimes we are called to be that help.</w:t>
       </w:r>
     </w:p>
     <w:p>
       <w:pPr>
-        <w:jc w:val="left"/>
+        <w:spacing w:after="80"/>
       </w:pPr>
       <w:r>
         <w:rPr>
-          <w:rFonts w:ascii="Arial" w:hAnsi="Arial" w:eastAsia="Arial"/>
-          <w:i w:val="0"/>
-          <w:color w:val="000000"/>
-          <w:sz w:val="22"/>
+          <w:i/>
+          <w:sz w:val="18"/>
         </w:rPr>
-        <w:t>Every evening, as the horse with the bell returns to the stable, he stops and looks back to make sure that his blind friend is close enough to hear the bell.</w:t>
-      </w:r>
-    </w:p>
-    <w:p>
-      <w:pPr>
-        <w:pStyle w:val="Moral"/>
-        <w:keepNext/>
-        <w:keepLines/>
-        <w:widowControl/>
-        <w:spacing w:before="240" w:after="180" w:line="283" w:lineRule="auto"/>
-        <w:ind w:left="240" w:right="240"/>
-        <w:jc w:val="left"/>
-        <w:pBdr>
-          <w:top w:val="single" w:sz="8" w:space="7" w:color="E8D59A"/>
-          <w:left w:val="single" w:sz="32" w:space="11" w:color="C6A23A"/>
-          <w:bottom w:val="single" w:sz="8" w:space="7" w:color="E8D59A"/>
-          <w:right w:val="single" w:sz="8" w:space="11" w:color="E8D59A"/>
-        </w:pBdr>
-        <w:shd w:val="clear" w:color="auto" w:fill="FFF8E1"/>
-      </w:pPr>
-      <w:r>
-        <w:rPr>
-          <w:rFonts w:ascii="Arial" w:hAnsi="Arial" w:eastAsia="Arial" w:cs="Arial"/>
-          <w:b/>
-          <w:i w:val="0"/>
-          <w:color w:val="9A7417"/>
-          <w:sz w:val="22"/>
-        </w:rPr>
-        <w:t xml:space="preserve">Moral: </w:t>
-      </w:r>
-      <w:r>
-        <w:rPr>
-          <w:rFonts w:ascii="Arial" w:hAnsi="Arial" w:eastAsia="Arial" w:cs="Arial"/>
-          <w:b w:val="0"/>
-          <w:i w:val="0"/>
-          <w:color w:val="3F3826"/>
-          <w:sz w:val="22"/>
-        </w:rPr>
-        <w:t>The Lord does not leave us alone in difficult times; When we need help, it sends it through the hands of a human being. Sometimes it falls to us to be that helper.</w:t>
-      </w:r>
-    </w:p>
-    <w:p>
-      <w:pPr>
-        <w:keepLines/>
-        <w:widowControl/>
-        <w:spacing w:before="60" w:after="0" w:line="240" w:lineRule="auto"/>
-        <w:jc w:val="right"/>
-      </w:pPr>
-      <w:r>
-        <w:rPr>
-          <w:rFonts w:ascii="Arial" w:hAnsi="Arial" w:eastAsia="Arial" w:cs="Arial"/>
-          <w:b w:val="0"/>
-          <w:i/>
-          <w:color w:val="8A7950"/>
-          <w:sz w:val="17"/>
-        </w:rPr>
-        <w:t>The story was obtained from open Internet sources.</w:t>
+        <w:t>Source: Publicly available internet sources.</w:t>
       </w:r>
     </w:p>
     <w:sectPr>
       <w:pgSz w:w="12240" w:h="15840"/>
-      <w:pgMar w:top="1440" w:right="1440" w:bottom="1440" w:left="1440" w:header="708" w:footer="708" w:gutter="0"/>
+      <w:pgMar w:top="1080" w:right="1224" w:bottom="1080" w:left="1224" w:header="720" w:footer="720" w:gutter="0"/>
       <w:cols w:space="720"/>
       <w:docGrid w:linePitch="360"/>
     </w:sectPr>
@@ -503,12 +438,14 @@
     <w:qFormat/>
     <w:rsid w:val="00FC693F"/>
     <w:pPr>
-      <w:spacing w:before="0" w:after="160" w:line="276" w:lineRule="auto"/>
+      <w:widowControl/>
+      <w:spacing w:after="120" w:line="259" w:lineRule="auto"/>
     </w:pPr>
     <w:rPr>
-      <w:rFonts w:ascii="Arial" w:hAnsi="Arial" w:eastAsia="Arial"/>
+      <w:rFonts w:ascii="Arial" w:hAnsi="Arial"/>
       <w:color w:val="000000"/>
       <w:sz w:val="22"/>
+      <w:lang w:val="en-US"/>
     </w:rPr>
   </w:style>
   <w:style w:type="paragraph" w:styleId="Header">
@@ -852,18 +789,17 @@
     <w:qFormat/>
     <w:rsid w:val="00FC693F"/>
     <w:pPr>
-      <w:pBdr>
-        <w:bottom w:val="single" w:sz="8" w:space="4" w:color="4F81BD" w:themeColor="accent1"/>
-      </w:pBdr>
-      <w:spacing w:after="300" w:line="240" w:lineRule="auto"/>
+      <w:keepNext/>
+      <w:spacing w:after="280" w:line="240" w:lineRule="auto"/>
       <w:contextualSpacing/>
     </w:pPr>
     <w:rPr>
-      <w:rFonts w:asciiTheme="majorHAnsi" w:eastAsiaTheme="majorEastAsia" w:hAnsiTheme="majorHAnsi" w:cstheme="majorBidi"/>
-      <w:color w:val="17365D" w:themeColor="text2" w:themeShade="BF"/>
+      <w:rFonts w:asciiTheme="majorHAnsi" w:eastAsiaTheme="majorEastAsia" w:hAnsiTheme="majorHAnsi" w:cstheme="majorBidi" w:ascii="Arial" w:hAnsi="Arial"/>
+      <w:b/>
+      <w:color w:val="000000"/>
       <w:spacing w:val="5"/>
       <w:kern w:val="28"/>
-      <w:sz w:val="52"/>
+      <w:sz w:val="34"/>
       <w:szCs w:val="52"/>
     </w:rPr>
   </w:style>
@@ -1339,9 +1275,6 @@
     <w:qFormat/>
     <w:rsid w:val="00FC693F"/>
     <w:pPr>
-      <w:pBdr>
-        <w:bottom w:val="single" w:sz="4" w:space="4" w:color="4F81BD" w:themeColor="accent1"/>
-      </w:pBdr>
       <w:spacing w:before="200" w:after="280"/>
       <w:ind w:left="936" w:right="936"/>
     </w:pPr>
@@ -12192,18 +12125,6 @@
         <w:shd w:val="clear" w:color="auto" w:fill="FBCAA2" w:themeFill="accent6" w:themeFillTint="7F"/>
       </w:tcPr>
     </w:tblStylePr>
-  </w:style>
-  <w:style w:type="paragraph" w:customStyle="1" w:styleId="Moral">
-    <w:name w:val="Moral"/>
-    <w:basedOn w:val="Normal"/>
-    <w:pPr>
-      <w:spacing w:before="160" w:after="0" w:line="276" w:lineRule="auto"/>
-    </w:pPr>
-    <w:rPr>
-      <w:rFonts w:ascii="Arial" w:hAnsi="Arial" w:eastAsia="Arial"/>
-      <w:i/>
-      <w:sz w:val="22"/>
-    </w:rPr>
   </w:style>
 </w:styles>
 </file>

--- a/en/wisdom-stories/friendship-of-horses.docx
+++ b/en/wisdom-stories/friendship-of-horses.docx
@@ -13,19 +13,19 @@
     <w:p>
       <w:pPr/>
       <w:r>
-        <w:t>Two horses live on a farm near my house. From a distance, they look quite ordinary. Up close, you notice something unusual: one is blind. Its owner has provided a safe, comfortable stable and continues to care for it.</w:t>
+        <w:t>Two horses live on a farm near my house. From a distance, they look quite ordinary. Up close, you notice something unusual: one is blind. Its owner could not bear to part with it and had a safe, comfortable stable built for it. That alone is quite astonishing.</w:t>
       </w:r>
     </w:p>
     <w:p>
       <w:pPr/>
       <w:r>
-        <w:t>As you approach, you hear a bell attached to the smaller horse’s bridle. The blind horse follows the sound.</w:t>
+        <w:t>As you approach, you hear a bell attached to the other, smaller, healthy horse’s bridle. The blind horse follows the sound.</w:t>
       </w:r>
     </w:p>
     <w:p>
       <w:pPr/>
       <w:r>
-        <w:t>Watch closely, and you will see that the horse with the bell keeps checking on its companion, while the blind horse listens and follows at its own pace.</w:t>
+        <w:t>Watch closely, and you will see that the horse with the bell keeps checking on its companion, while the blind horse listens and slowly follows the healthy horse.</w:t>
       </w:r>
     </w:p>
     <w:p>
@@ -33,7 +33,7 @@
         <w:keepNext/>
       </w:pPr>
       <w:r>
-        <w:t>Each evening on the way back to the stable, the smaller horse stops and looks around, making sure its friend is close enough to hear the bell.</w:t>
+        <w:t>Each evening on the way back to the stable, the smaller horse stops from time to time and looks back, making sure its friend is close enough to hear the bell.</w:t>
       </w:r>
     </w:p>
     <w:p>
@@ -46,11 +46,9 @@
         <w:rPr>
           <w:b/>
         </w:rPr>
-        <w:t>Moral:</w:t>
+        <w:t>Moral: The Lord does not abandon us in difficult times. When we need it, He sends help through a person's hands, and sometimes we are called to be that help.</w:t>
       </w:r>
-      <w:r>
-        <w:t xml:space="preserve"> The Lord does not abandon us in difficult times. Help often reaches us through other people, and sometimes we are called to be that help.</w:t>
-      </w:r>
+      <w:r/>
     </w:p>
     <w:p>
       <w:pPr>
@@ -61,7 +59,7 @@
           <w:i/>
           <w:sz w:val="18"/>
         </w:rPr>
-        <w:t>Source: Publicly available internet sources.</w:t>
+        <w:t>Stories are taken from open Internet sources; illustrations were created with AI.</w:t>
       </w:r>
     </w:p>
     <w:sectPr>
